--- a/4_drafts/Draft6/Martyn_etal_Draft6_Ib_comments.docx
+++ b/4_drafts/Draft6/Martyn_etal_Draft6_Ib_comments.docx
@@ -16782,7 +16782,21 @@
         <w:rPr>
           <w:rFonts w:cs="Times New Roman" w:ascii="Times New Roman" w:hAnsi="Times New Roman"/>
         </w:rPr>
-        <w:t>. (D) Heatmap of ASVs with differential abundance (DA ASVs; identified via MaAsLin2 and structural zero analysis) in at least one mutant relative to wild-type across compartment-soil combinations. Depleted ASVs are shown in blue, enriched ASVs in red. The top bar indicates taxonomic assignment at the order level (top20 bacterial orders shown; others grouped as “Other”). Numbers in brackets indicate the total DA ASVs per compartment-soil-genotype combination. Bars to the right show the mean cumulative relative abundance of DA ASVs in the corresponding wild-type compartment.</w:t>
+        <w:t>. (D) Heatmap of ASVs with differential abundance (DA ASVs; identified via MaAsLin2 and structural zero analysis) in at least one mutant relative to wild-type across compartment-soil combinations. Depleted ASVs are shown in blue, enriched ASVs in red. The top bar indicates taxonomic assignment at the order level (top</w:t>
+      </w:r>
+      <w:ins w:id="0" w:author="Unknown Author" w:date="2026-02-18T08:39:22Z">
+        <w:r>
+          <w:rPr>
+            <w:rFonts w:cs="Times New Roman" w:ascii="Times New Roman" w:hAnsi="Times New Roman"/>
+          </w:rPr>
+          <w:t xml:space="preserve"> </w:t>
+        </w:r>
+      </w:ins>
+      <w:r>
+        <w:rPr>
+          <w:rFonts w:cs="Times New Roman" w:ascii="Times New Roman" w:hAnsi="Times New Roman"/>
+        </w:rPr>
+        <w:t>20 bacterial orders shown; others grouped as “Other”). Numbers in brackets indicate the total DA ASVs per compartment-soil-genotype combination. Bars to the right show the mean cumulative relative abundance of DA ASVs in the corresponding wild-type compartment.</w:t>
       </w:r>
     </w:p>
     <w:p>
@@ -16901,7 +16915,7 @@
         </w:rPr>
         <w:t xml:space="preserve"> </w:t>
       </w:r>
-      <w:del w:id="1" w:author="Unknown Author" w:date="2026-02-18T08:32:40Z">
+      <w:del w:id="2" w:author="Unknown Author" w:date="2026-02-18T08:32:40Z">
         <w:r>
           <w:rPr>
             <w:rFonts w:cs="Times New Roman" w:ascii="Times New Roman" w:hAnsi="Times New Roman"/>
@@ -16915,20 +16929,12 @@
         </w:rPr>
         <w:t>p-value</w:t>
       </w:r>
-      <w:ins w:id="2" w:author="Unknown Author" w:date="2026-02-18T08:32:46Z">
-        <w:r>
-          <w:rPr>
-            <w:rFonts w:cs="Times New Roman" w:ascii="Times New Roman" w:hAnsi="Times New Roman"/>
-          </w:rPr>
-          <w:t xml:space="preserve"> </w:t>
-        </w:r>
-      </w:ins>
       <w:ins w:id="3" w:author="Unknown Author" w:date="2026-02-18T08:32:46Z">
         <w:r>
           <w:rPr>
             <w:rFonts w:cs="Times New Roman" w:ascii="Times New Roman" w:hAnsi="Times New Roman"/>
           </w:rPr>
-          <w:t>adjusted for false discovery rate</w:t>
+          <w:t xml:space="preserve"> adjusted for false discovery rate</w:t>
         </w:r>
       </w:ins>
       <w:ins w:id="4" w:author="Unknown Author" w:date="2026-02-18T08:33:00Z">

--- a/4_drafts/Draft6/Martyn_etal_Draft6_Ib_comments.docx
+++ b/4_drafts/Draft6/Martyn_etal_Draft6_Ib_comments.docx
@@ -16417,7 +16417,31 @@
         <w:rPr>
           <w:rFonts w:cs="Times New Roman" w:ascii="Times New Roman" w:hAnsi="Times New Roman"/>
         </w:rPr>
-        <w:t xml:space="preserve"> (total n=18). Plants were pooled per replicate to collect rhizosphere, root, and nodule fractions for microbiome profiling using 16S rRNA V5-V7 amplicon sequencing (n=6 per plant-compartment combination). (B) Shoot fresh weight (g) per plant. (C) Number of pink nodules per </w:t>
+        <w:t xml:space="preserve"> (total n=18). Plants were pooled per replicate to collect rhizosphere, root, and nodule </w:t>
+      </w:r>
+      <w:commentRangeStart w:id="16"/>
+      <w:r>
+        <w:rPr>
+          <w:rFonts w:cs="Times New Roman" w:ascii="Times New Roman" w:hAnsi="Times New Roman"/>
+        </w:rPr>
+        <w:t>fractions</w:t>
+      </w:r>
+      <w:ins w:id="0" w:author="Unknown Author" w:date="2026-02-18T09:21:56Z">
+        <w:r>
+          <w:rPr>
+            <w:rFonts w:cs="Times New Roman" w:ascii="Times New Roman" w:hAnsi="Times New Roman"/>
+          </w:rPr>
+        </w:r>
+      </w:ins>
+      <w:commentRangeEnd w:id="16"/>
+      <w:r>
+        <w:commentReference w:id="16"/>
+      </w:r>
+      <w:r>
+        <w:rPr>
+          <w:rFonts w:cs="Times New Roman" w:ascii="Times New Roman" w:hAnsi="Times New Roman"/>
+        </w:rPr>
+        <w:t xml:space="preserve"> for microbiome profiling using 16S rRNA V5-V7 amplicon sequencing (n=6 per plant-compartment combination). (B) Shoot fresh weight (g) per plant. (C) Number of pink nodules per </w:t>
       </w:r>
       <w:r>
         <w:rPr>
@@ -16445,7 +16469,31 @@
         <w:rPr>
           <w:rFonts w:cs="Times New Roman" w:ascii="Times New Roman" w:hAnsi="Times New Roman"/>
         </w:rPr>
-        <w:t xml:space="preserve">) compartments. Shapes indicate compartment, and colours indicate soil. (E) Heatmap of the mean relative abundance of the top 20 bacterial orders (mean RA ≥1% across all rhizosphere and root samples, combining </w:t>
+        <w:t xml:space="preserve">) </w:t>
+      </w:r>
+      <w:commentRangeStart w:id="17"/>
+      <w:r>
+        <w:rPr>
+          <w:rFonts w:cs="Times New Roman" w:ascii="Times New Roman" w:hAnsi="Times New Roman"/>
+        </w:rPr>
+        <w:t>compartments</w:t>
+      </w:r>
+      <w:ins w:id="1" w:author="Unknown Author" w:date="2026-02-18T09:22:10Z">
+        <w:r>
+          <w:rPr>
+            <w:rFonts w:cs="Times New Roman" w:ascii="Times New Roman" w:hAnsi="Times New Roman"/>
+          </w:rPr>
+        </w:r>
+      </w:ins>
+      <w:commentRangeEnd w:id="17"/>
+      <w:r>
+        <w:commentReference w:id="17"/>
+      </w:r>
+      <w:r>
+        <w:rPr>
+          <w:rFonts w:cs="Times New Roman" w:ascii="Times New Roman" w:hAnsi="Times New Roman"/>
+        </w:rPr>
+        <w:t xml:space="preserve">. Shapes indicate compartment, and colours indicate soil. (E) Heatmap of the mean relative abundance of the top 20 bacterial orders (mean RA ≥1% across all rhizosphere and root samples, combining </w:t>
       </w:r>
       <w:r>
         <w:rPr>
@@ -16475,7 +16523,7 @@
         </w:rPr>
         <w:t>). Lower-abundance orders are grouped as “Other”. Letters indicate significant differences between soils within each plant-compartment (</w:t>
       </w:r>
-      <w:commentRangeStart w:id="16"/>
+      <w:commentRangeStart w:id="18"/>
       <w:r>
         <w:rPr>
           <w:rFonts w:cs="Times New Roman" w:ascii="Times New Roman" w:hAnsi="Times New Roman"/>
@@ -16487,9 +16535,9 @@
           <w:rFonts w:cs="Times New Roman" w:ascii="Times New Roman" w:hAnsi="Times New Roman"/>
         </w:rPr>
       </w:r>
-      <w:commentRangeEnd w:id="16"/>
-      <w:r>
-        <w:commentReference w:id="16"/>
+      <w:commentRangeEnd w:id="18"/>
+      <w:r>
+        <w:commentReference w:id="18"/>
       </w:r>
       <w:r>
         <w:rPr>
@@ -16784,7 +16832,7 @@
         </w:rPr>
         <w:t>. (D) Heatmap of ASVs with differential abundance (DA ASVs; identified via MaAsLin2 and structural zero analysis) in at least one mutant relative to wild-type across compartment-soil combinations. Depleted ASVs are shown in blue, enriched ASVs in red. The top bar indicates taxonomic assignment at the order level (top</w:t>
       </w:r>
-      <w:ins w:id="0" w:author="Unknown Author" w:date="2026-02-18T08:39:22Z">
+      <w:ins w:id="2" w:author="Unknown Author" w:date="2026-02-18T08:39:22Z">
         <w:r>
           <w:rPr>
             <w:rFonts w:cs="Times New Roman" w:ascii="Times New Roman" w:hAnsi="Times New Roman"/>
@@ -16915,7 +16963,7 @@
         </w:rPr>
         <w:t xml:space="preserve"> </w:t>
       </w:r>
-      <w:del w:id="2" w:author="Unknown Author" w:date="2026-02-18T08:32:40Z">
+      <w:del w:id="4" w:author="Unknown Author" w:date="2026-02-18T08:32:40Z">
         <w:r>
           <w:rPr>
             <w:rFonts w:cs="Times New Roman" w:ascii="Times New Roman" w:hAnsi="Times New Roman"/>
@@ -16929,7 +16977,7 @@
         </w:rPr>
         <w:t>p-value</w:t>
       </w:r>
-      <w:ins w:id="3" w:author="Unknown Author" w:date="2026-02-18T08:32:46Z">
+      <w:ins w:id="5" w:author="Unknown Author" w:date="2026-02-18T08:32:46Z">
         <w:r>
           <w:rPr>
             <w:rFonts w:cs="Times New Roman" w:ascii="Times New Roman" w:hAnsi="Times New Roman"/>
@@ -16937,7 +16985,7 @@
           <w:t xml:space="preserve"> adjusted for false discovery rate</w:t>
         </w:r>
       </w:ins>
-      <w:ins w:id="4" w:author="Unknown Author" w:date="2026-02-18T08:33:00Z">
+      <w:ins w:id="6" w:author="Unknown Author" w:date="2026-02-18T08:33:00Z">
         <w:r>
           <w:rPr>
             <w:rFonts w:cs="Times New Roman" w:ascii="Times New Roman" w:hAnsi="Times New Roman"/>
@@ -16965,7 +17013,7 @@
         </w:rPr>
         <w:t xml:space="preserve"> fold-change above 30 were omitted for visual clarity. (C) Bubble plot summarising the total number of DEMs per genotype (x-axis) and their distribution across chemical classes (ClassyFire annotation). Bubble size reflects the number of DEMs per class, and bubble colour indicates the proportion of mostly depleted (blue), mixed (white), or mostly enriched (red) metabolites relative to wild-type. For visual purposes, only classes where at least two metabolites are differentially exuded in at least one mutant compared to wild-type are shown. (D) Boxplots for selected DEMs with high-confidence structure annotations, showing intensity (y-axis) across genotypes (x-axis); asterisks indicate significant differences relative to wild-type (</w:t>
       </w:r>
-      <w:del w:id="6" w:author="Unknown Author" w:date="2026-02-18T08:20:43Z">
+      <w:del w:id="8" w:author="Unknown Author" w:date="2026-02-18T08:20:43Z">
         <w:r>
           <w:rPr>
             <w:rFonts w:cs="Times New Roman" w:ascii="Times New Roman" w:hAnsi="Times New Roman"/>
@@ -16973,8 +17021,8 @@
           <w:delText>pairwise Wilxocon rank-sum</w:delText>
         </w:r>
       </w:del>
-      <w:del w:id="7" w:author="Unknown Author" w:date="2026-02-18T08:20:43Z">
-        <w:commentRangeStart w:id="17"/>
+      <w:del w:id="9" w:author="Unknown Author" w:date="2026-02-18T08:20:43Z">
+        <w:commentRangeStart w:id="19"/>
         <w:r>
           <w:rPr>
             <w:rFonts w:cs="Times New Roman" w:ascii="Times New Roman" w:hAnsi="Times New Roman"/>
@@ -16982,7 +17030,7 @@
           <w:delText xml:space="preserve"> </w:delText>
         </w:r>
       </w:del>
-      <w:ins w:id="8" w:author="Unknown Author" w:date="2026-02-18T08:20:27Z">
+      <w:ins w:id="10" w:author="Unknown Author" w:date="2026-02-18T08:20:27Z">
         <w:r>
           <w:rPr>
             <w:rFonts w:cs="Times New Roman" w:ascii="Times New Roman" w:hAnsi="Times New Roman"/>
@@ -16996,7 +17044,7 @@
         </w:rPr>
         <w:t>test</w:t>
       </w:r>
-      <w:ins w:id="9" w:author="Unknown Author" w:date="2026-02-18T08:20:35Z">
+      <w:ins w:id="11" w:author="Unknown Author" w:date="2026-02-18T08:20:35Z">
         <w:r>
           <w:rPr>
             <w:rFonts w:cs="Times New Roman" w:ascii="Times New Roman" w:hAnsi="Times New Roman"/>
@@ -17010,7 +17058,7 @@
         </w:rPr>
         <w:t xml:space="preserve">, </w:t>
       </w:r>
-      <w:ins w:id="10" w:author="Unknown Author" w:date="2026-02-18T08:21:08Z">
+      <w:ins w:id="12" w:author="Unknown Author" w:date="2026-02-18T08:21:08Z">
         <w:r>
           <w:rPr>
             <w:rFonts w:cs="Times New Roman" w:ascii="Times New Roman" w:hAnsi="Times New Roman"/>
@@ -17018,7 +17066,7 @@
           <w:t>p</w:t>
         </w:r>
       </w:ins>
-      <w:del w:id="11" w:author="Unknown Author" w:date="2026-02-18T08:21:08Z">
+      <w:del w:id="13" w:author="Unknown Author" w:date="2026-02-18T08:21:08Z">
         <w:r>
           <w:rPr>
             <w:rFonts w:cs="Times New Roman" w:ascii="Times New Roman" w:hAnsi="Times New Roman"/>
@@ -17032,7 +17080,7 @@
         </w:rPr>
         <w:t>&lt;0.05</w:t>
       </w:r>
-      <w:ins w:id="12" w:author="Unknown Author" w:date="2026-02-18T08:21:12Z">
+      <w:ins w:id="14" w:author="Unknown Author" w:date="2026-02-18T08:21:12Z">
         <w:r>
           <w:rPr>
             <w:rFonts w:cs="Times New Roman" w:ascii="Times New Roman" w:hAnsi="Times New Roman"/>
@@ -17045,9 +17093,9 @@
           <w:rFonts w:cs="Times New Roman" w:ascii="Times New Roman" w:hAnsi="Times New Roman"/>
         </w:rPr>
       </w:r>
-      <w:commentRangeEnd w:id="17"/>
-      <w:r>
-        <w:commentReference w:id="17"/>
+      <w:commentRangeEnd w:id="19"/>
+      <w:r>
+        <w:commentReference w:id="19"/>
       </w:r>
       <w:r>
         <w:rPr>
@@ -17737,8 +17785,8 @@
         </w:rPr>
         <w:t xml:space="preserve"> Experimental setup is described in Figure 5. Boxplots show the cumulative intensity of metabolites grouped by predicted pathway (NPC classifier) for each genotype and host species. An asterisk indicates a statistically significant difference compared to wild-type (</w:t>
       </w:r>
-      <w:del w:id="13" w:author="Unknown Author" w:date="2026-02-18T08:27:52Z">
-        <w:commentRangeStart w:id="18"/>
+      <w:del w:id="15" w:author="Unknown Author" w:date="2026-02-18T08:27:52Z">
+        <w:commentRangeStart w:id="20"/>
         <w:r>
           <w:rPr>
             <w:rFonts w:cs="Times New Roman" w:ascii="Times New Roman" w:hAnsi="Times New Roman"/>
@@ -17746,7 +17794,7 @@
           <w:delText xml:space="preserve">pairwise Wilcoxon rank-sum </w:delText>
         </w:r>
       </w:del>
-      <w:ins w:id="14" w:author="Unknown Author" w:date="2026-02-18T08:23:40Z">
+      <w:ins w:id="16" w:author="Unknown Author" w:date="2026-02-18T08:23:40Z">
         <w:r>
           <w:rPr>
             <w:rFonts w:cs="Times New Roman" w:ascii="Times New Roman" w:hAnsi="Times New Roman"/>
@@ -17760,7 +17808,7 @@
         </w:rPr>
         <w:t>test</w:t>
       </w:r>
-      <w:ins w:id="15" w:author="Unknown Author" w:date="2026-02-18T08:23:48Z">
+      <w:ins w:id="17" w:author="Unknown Author" w:date="2026-02-18T08:23:48Z">
         <w:r>
           <w:rPr>
             <w:rFonts w:cs="Times New Roman" w:ascii="Times New Roman" w:hAnsi="Times New Roman"/>
@@ -17774,7 +17822,7 @@
         </w:rPr>
         <w:t xml:space="preserve">, </w:t>
       </w:r>
-      <w:ins w:id="16" w:author="Unknown Author" w:date="2026-02-18T08:23:50Z">
+      <w:ins w:id="18" w:author="Unknown Author" w:date="2026-02-18T08:23:50Z">
         <w:r>
           <w:rPr>
             <w:rFonts w:cs="Times New Roman" w:ascii="Times New Roman" w:hAnsi="Times New Roman"/>
@@ -17782,7 +17830,7 @@
           <w:t>p</w:t>
         </w:r>
       </w:ins>
-      <w:del w:id="17" w:author="Unknown Author" w:date="2026-02-18T08:23:50Z">
+      <w:del w:id="19" w:author="Unknown Author" w:date="2026-02-18T08:23:50Z">
         <w:r>
           <w:rPr>
             <w:rFonts w:cs="Times New Roman" w:ascii="Times New Roman" w:hAnsi="Times New Roman"/>
@@ -17796,7 +17844,7 @@
         </w:rPr>
         <w:t>&lt;0.05</w:t>
       </w:r>
-      <w:ins w:id="18" w:author="Unknown Author" w:date="2026-02-18T08:23:53Z">
+      <w:ins w:id="20" w:author="Unknown Author" w:date="2026-02-18T08:23:53Z">
         <w:r>
           <w:rPr>
             <w:rFonts w:cs="Times New Roman" w:ascii="Times New Roman" w:hAnsi="Times New Roman"/>
@@ -17804,7 +17852,7 @@
           <w:t xml:space="preserve"> after correction for mutliple testing w</w:t>
         </w:r>
       </w:ins>
-      <w:ins w:id="19" w:author="Unknown Author" w:date="2026-02-18T08:24:00Z">
+      <w:ins w:id="21" w:author="Unknown Author" w:date="2026-02-18T08:24:00Z">
         <w:r>
           <w:rPr>
             <w:rFonts w:cs="Times New Roman" w:ascii="Times New Roman" w:hAnsi="Times New Roman"/>
@@ -17817,9 +17865,9 @@
           <w:rFonts w:cs="Times New Roman" w:ascii="Times New Roman" w:hAnsi="Times New Roman"/>
         </w:rPr>
       </w:r>
-      <w:commentRangeEnd w:id="18"/>
-      <w:r>
-        <w:commentReference w:id="18"/>
+      <w:commentRangeEnd w:id="20"/>
+      <w:r>
+        <w:commentReference w:id="20"/>
       </w:r>
       <w:r>
         <w:rPr>
@@ -18113,7 +18161,7 @@
         </w:rPr>
         <w:t xml:space="preserve"> genotype-compartment-soil combination</w:t>
       </w:r>
-      <w:commentRangeStart w:id="19"/>
+      <w:commentRangeStart w:id="21"/>
       <w:r>
         <w:rPr>
           <w:rFonts w:cs="Times New Roman" w:ascii="Times New Roman" w:hAnsi="Times New Roman"/>
@@ -18125,14 +18173,14 @@
           <w:rFonts w:cs="Times New Roman" w:ascii="Times New Roman" w:hAnsi="Times New Roman"/>
         </w:rPr>
       </w:r>
-      <w:ins w:id="20" w:author="Unknown Author" w:date="2026-02-18T08:29:43Z">
-        <w:commentRangeEnd w:id="19"/>
+      <w:ins w:id="22" w:author="Unknown Author" w:date="2026-02-18T08:29:43Z">
+        <w:commentRangeEnd w:id="21"/>
         <w:r>
-          <w:commentReference w:id="19"/>
+          <w:commentReference w:id="21"/>
         </w:r>
         <w:r>
           <w:rPr/>
-          <w:commentReference w:id="20"/>
+          <w:commentReference w:id="22"/>
         </w:r>
       </w:ins>
       <w:r>
@@ -18202,14 +18250,14 @@
         </w:rPr>
         <w:t xml:space="preserve"> Table corresponds to the data presented in Fig. 5. Columns includes the metabolite FeatureID, the differential exudation status in each mutant relative to wild-type (-1: significantly depleted, 0: no significant change, 1: significantly enriched), and measured intensities in individual samples for all genotypes. Full annotation data are provided for two classifiers (NPC and ClassyFire), along with spectral information (ion mass, retention time, formula, aligned feature ID, etc.). </w:t>
       </w:r>
-      <w:commentRangeStart w:id="21"/>
+      <w:commentRangeStart w:id="23"/>
       <w:r>
         <w:rPr>
           <w:rFonts w:cs="Times New Roman" w:ascii="Times New Roman" w:hAnsi="Times New Roman"/>
         </w:rPr>
         <w:t xml:space="preserve">Statistical significance was determined using </w:t>
       </w:r>
-      <w:del w:id="21" w:author="Unknown Author" w:date="2026-02-18T08:24:29Z">
+      <w:del w:id="23" w:author="Unknown Author" w:date="2026-02-18T08:24:29Z">
         <w:r>
           <w:rPr>
             <w:rFonts w:cs="Times New Roman" w:ascii="Times New Roman" w:hAnsi="Times New Roman"/>
@@ -18223,7 +18271,7 @@
         </w:rPr>
         <w:t>Tobit regression with</w:t>
       </w:r>
-      <w:ins w:id="22" w:author="Unknown Author" w:date="2026-02-18T08:24:45Z">
+      <w:ins w:id="24" w:author="Unknown Author" w:date="2026-02-18T08:24:45Z">
         <w:r>
           <w:rPr>
             <w:rFonts w:cs="Times New Roman" w:ascii="Times New Roman" w:hAnsi="Times New Roman"/>
@@ -18237,7 +18285,7 @@
         </w:rPr>
         <w:t xml:space="preserve"> Benjamini-Hochberg</w:t>
       </w:r>
-      <w:del w:id="23" w:author="Unknown Author" w:date="2026-02-18T08:24:56Z">
+      <w:del w:id="25" w:author="Unknown Author" w:date="2026-02-18T08:24:56Z">
         <w:r>
           <w:rPr>
             <w:rFonts w:cs="Times New Roman" w:ascii="Times New Roman" w:hAnsi="Times New Roman"/>
@@ -18250,9 +18298,9 @@
           <w:rFonts w:cs="Times New Roman" w:ascii="Times New Roman" w:hAnsi="Times New Roman"/>
         </w:rPr>
       </w:r>
-      <w:commentRangeEnd w:id="21"/>
-      <w:r>
-        <w:commentReference w:id="21"/>
+      <w:commentRangeEnd w:id="23"/>
+      <w:r>
+        <w:commentReference w:id="23"/>
       </w:r>
       <w:r>
         <w:rPr>
@@ -18322,14 +18370,14 @@
         </w:rPr>
         <w:t xml:space="preserve"> Table corresponds to the data presented in Fig. 5. Columns includes the metabolite FeatureID, the differential exudation status in each mutant relative to wild-type (-1: significantly depleted, 0: no significant change, 1: significantly enriched), and measured intensities in individual samples for all genotypes. Full annotation data are provided for two classifiers (NPC and ClassyFire), along with spectral information (ion mass, retention time, formula, aligned feature ID, etc.). </w:t>
       </w:r>
-      <w:commentRangeStart w:id="22"/>
+      <w:commentRangeStart w:id="24"/>
       <w:r>
         <w:rPr>
           <w:rFonts w:cs="Times New Roman" w:ascii="Times New Roman" w:hAnsi="Times New Roman"/>
         </w:rPr>
         <w:t xml:space="preserve">Statistical significance was determined </w:t>
       </w:r>
-      <w:del w:id="24" w:author="Unknown Author" w:date="2026-02-18T08:25:11Z">
+      <w:del w:id="26" w:author="Unknown Author" w:date="2026-02-18T08:25:11Z">
         <w:r>
           <w:rPr>
             <w:rFonts w:cs="Times New Roman" w:ascii="Times New Roman" w:hAnsi="Times New Roman"/>
@@ -18343,7 +18391,7 @@
         </w:rPr>
         <w:t>pairwise Tobit regression with</w:t>
       </w:r>
-      <w:ins w:id="25" w:author="Unknown Author" w:date="2026-02-18T08:25:45Z">
+      <w:ins w:id="27" w:author="Unknown Author" w:date="2026-02-18T08:25:45Z">
         <w:r>
           <w:rPr>
             <w:rFonts w:cs="Times New Roman" w:ascii="Times New Roman" w:hAnsi="Times New Roman"/>
@@ -18357,7 +18405,7 @@
         </w:rPr>
         <w:t xml:space="preserve"> Benjamini-Hochberg</w:t>
       </w:r>
-      <w:del w:id="26" w:author="Unknown Author" w:date="2026-02-18T08:25:57Z">
+      <w:del w:id="28" w:author="Unknown Author" w:date="2026-02-18T08:25:57Z">
         <w:r>
           <w:rPr>
             <w:rFonts w:cs="Times New Roman" w:ascii="Times New Roman" w:hAnsi="Times New Roman"/>
@@ -18371,9 +18419,9 @@
         </w:rPr>
         <w:t>.</w:t>
       </w:r>
-      <w:commentRangeEnd w:id="22"/>
-      <w:r>
-        <w:commentReference w:id="22"/>
+      <w:commentRangeEnd w:id="24"/>
+      <w:r>
+        <w:commentReference w:id="24"/>
       </w:r>
       <w:r>
         <w:rPr>
@@ -18918,7 +18966,76 @@
       </w:r>
     </w:p>
   </w:comment>
-  <w:comment w:id="16" w:author="Anna Marie Martyn" w:date="2026-02-16T21:00:00Z" w:initials="AMM">
+  <w:comment w:id="16" w:author="Unknown Author" w:date="2026-02-18T09:21:56Z" w:initials="">
+    <w:p>
+      <w:r>
+        <w:rPr>
+          <w:rFonts w:ascii="Calibri" w:hAnsi="Calibri" w:eastAsia="Calibri" w:cs="" w:asciiTheme="minorHAnsi" w:cstheme="minorBidi" w:eastAsiaTheme="minorHAnsi" w:hAnsiTheme="minorHAnsi"/>
+          <w:b w:val="false"/>
+          <w:bCs w:val="false"/>
+          <w:i w:val="false"/>
+          <w:iCs w:val="false"/>
+          <w:caps w:val="false"/>
+          <w:smallCaps w:val="false"/>
+          <w:strike w:val="false"/>
+          <w:dstrike w:val="false"/>
+          <w:outline w:val="false"/>
+          <w:shadow w:val="false"/>
+          <w:emboss w:val="false"/>
+          <w:imprint w:val="false"/>
+          <w:color w:val="auto"/>
+          <w:spacing w:val="0"/>
+          <w:w w:val="100"/>
+          <w:kern w:val="2"/>
+          <w:position w:val="0"/>
+          <w:sz w:val="20"/>
+          <w:sz w:val="20"/>
+          <w:szCs w:val="24"/>
+          <w:u w:val="none"/>
+          <w:vertAlign w:val="baseline"/>
+          <w:em w:val="none"/>
+          <w:lang w:val="en-GB" w:eastAsia="en-US" w:bidi="ar-SA"/>
+          <w14:ligatures w14:val="standardContextual"/>
+        </w:rPr>
+        <w:t>fractions or compartments?</w:t>
+      </w:r>
+    </w:p>
+  </w:comment>
+  <w:comment w:id="17" w:author="Unknown Author" w:date="2026-02-18T09:22:10Z" w:initials="">
+    <w:p>
+      <w:r>
+        <w:rPr>
+          <w:rFonts w:asciiTheme="minorHAnsi" w:cstheme="minorBidi" w:eastAsiaTheme="minorHAnsi" w:hAnsiTheme="minorHAnsi" w:cs="Times New Roman" w:ascii="Calibri" w:hAnsi="Calibri" w:eastAsia="Calibri"/>
+          <w:b w:val="false"/>
+          <w:bCs w:val="false"/>
+          <w:i w:val="false"/>
+          <w:iCs w:val="false"/>
+          <w:caps w:val="false"/>
+          <w:smallCaps w:val="false"/>
+          <w:strike w:val="false"/>
+          <w:dstrike w:val="false"/>
+          <w:outline w:val="false"/>
+          <w:shadow w:val="false"/>
+          <w:emboss w:val="false"/>
+          <w:imprint w:val="false"/>
+          <w:color w:val="auto"/>
+          <w:spacing w:val="0"/>
+          <w:w w:val="100"/>
+          <w:kern w:val="2"/>
+          <w:position w:val="0"/>
+          <w:sz w:val="20"/>
+          <w:szCs w:val="24"/>
+          <w:u w:val="none"/>
+          <w:vertAlign w:val="baseline"/>
+          <w:em w:val="none"/>
+          <w:lang w:val="en-GB" w:eastAsia="en-US" w:bidi="ar-SA"/>
+          <w14:ligatures w14:val="standardContextual"/>
+        </w:rPr>
+        <w:t>fractions or compartments?</w:t>
+      </w:r>
+    </w:p>
+  </w:comment>
+  <w:comment w:id="18" w:author="Anna Marie Martyn" w:date="2026-02-16T21:00:00Z" w:initials="AMM">
     <w:p>
       <w:r>
         <w:rPr>
@@ -18930,7 +19047,7 @@
       </w:r>
     </w:p>
   </w:comment>
-  <w:comment w:id="17" w:author="Anna Marie Martyn" w:date="2026-02-17T23:25:00Z" w:initials="AMM">
+  <w:comment w:id="19" w:author="Anna Marie Martyn" w:date="2026-02-17T23:25:00Z" w:initials="AMM">
     <w:p>
       <w:r>
         <w:rPr>
@@ -18942,7 +19059,7 @@
       </w:r>
     </w:p>
   </w:comment>
-  <w:comment w:id="18" w:author="Anna Marie Martyn" w:date="2026-02-17T23:37:00Z" w:initials="AMM">
+  <w:comment w:id="20" w:author="Anna Marie Martyn" w:date="2026-02-17T23:37:00Z" w:initials="AMM">
     <w:p>
       <w:r>
         <w:rPr>
@@ -18954,7 +19071,7 @@
       </w:r>
     </w:p>
   </w:comment>
-  <w:comment w:id="19" w:author="Anna Marie Martyn" w:date="2026-02-17T23:01:00Z" w:initials="AMM">
+  <w:comment w:id="21" w:author="Anna Marie Martyn" w:date="2026-02-17T23:01:00Z" w:initials="AMM">
     <w:p>
       <w:r>
         <w:rPr>
@@ -18966,7 +19083,7 @@
       </w:r>
     </w:p>
   </w:comment>
-  <w:comment w:id="20" w:author="Unknown Author" w:date="2026-02-18T08:29:43Z" w:initials="">
+  <w:comment w:id="22" w:author="Unknown Author" w:date="2026-02-18T08:29:43Z" w:initials="">
     <w:p>
       <w:r>
         <w:rPr>
@@ -19011,7 +19128,7 @@
       </w:r>
     </w:p>
   </w:comment>
-  <w:comment w:id="21" w:author="Anna Marie Martyn" w:date="2026-02-17T23:53:00Z" w:initials="AMM">
+  <w:comment w:id="23" w:author="Anna Marie Martyn" w:date="2026-02-17T23:53:00Z" w:initials="AMM">
     <w:p>
       <w:r>
         <w:rPr>
@@ -19023,7 +19140,7 @@
       </w:r>
     </w:p>
   </w:comment>
-  <w:comment w:id="22" w:author="Anna Marie Martyn" w:date="2026-02-17T23:53:00Z" w:initials="AMM">
+  <w:comment w:id="24" w:author="Anna Marie Martyn" w:date="2026-02-17T23:53:00Z" w:initials="AMM">
     <w:p>
       <w:r>
         <w:rPr>
